--- a/SkillBook_Telepitesi_Utmutato.docx
+++ b/SkillBook_Telepitesi_Utmutato.docx
@@ -367,12 +367,6 @@
         <w:gridCol w:w="4187"/>
       </w:tblGrid>
       <w:tr>
-        <w:tblPrEx>
-          <w:tblCellMar>
-            <w:top w:w="0" w:type="dxa"/>
-            <w:bottom w:w="0" w:type="dxa"/>
-          </w:tblCellMar>
-        </w:tblPrEx>
         <w:trPr>
           <w:trHeight w:val="581"/>
         </w:trPr>
@@ -449,12 +443,6 @@
         </w:tc>
       </w:tr>
       <w:tr>
-        <w:tblPrEx>
-          <w:tblCellMar>
-            <w:top w:w="0" w:type="dxa"/>
-            <w:bottom w:w="0" w:type="dxa"/>
-          </w:tblCellMar>
-        </w:tblPrEx>
         <w:trPr>
           <w:trHeight w:val="581"/>
         </w:trPr>
@@ -523,12 +511,6 @@
         </w:tc>
       </w:tr>
       <w:tr>
-        <w:tblPrEx>
-          <w:tblCellMar>
-            <w:top w:w="0" w:type="dxa"/>
-            <w:bottom w:w="0" w:type="dxa"/>
-          </w:tblCellMar>
-        </w:tblPrEx>
         <w:trPr>
           <w:trHeight w:val="566"/>
         </w:trPr>
@@ -633,12 +615,6 @@
         </w:tc>
       </w:tr>
       <w:tr>
-        <w:tblPrEx>
-          <w:tblCellMar>
-            <w:top w:w="0" w:type="dxa"/>
-            <w:bottom w:w="0" w:type="dxa"/>
-          </w:tblCellMar>
-        </w:tblPrEx>
         <w:trPr>
           <w:trHeight w:val="581"/>
         </w:trPr>
@@ -697,12 +673,6 @@
         </w:tc>
       </w:tr>
       <w:tr>
-        <w:tblPrEx>
-          <w:tblCellMar>
-            <w:top w:w="0" w:type="dxa"/>
-            <w:bottom w:w="0" w:type="dxa"/>
-          </w:tblCellMar>
-        </w:tblPrEx>
         <w:trPr>
           <w:trHeight w:val="297"/>
         </w:trPr>
@@ -966,12 +936,6 @@
         <w:gridCol w:w="3693"/>
       </w:tblGrid>
       <w:tr>
-        <w:tblPrEx>
-          <w:tblCellMar>
-            <w:top w:w="0" w:type="dxa"/>
-            <w:bottom w:w="0" w:type="dxa"/>
-          </w:tblCellMar>
-        </w:tblPrEx>
         <w:tc>
           <w:tcPr>
             <w:tcW w:w="0" w:type="auto"/>
@@ -1049,12 +1013,6 @@
         </w:tc>
       </w:tr>
       <w:tr>
-        <w:tblPrEx>
-          <w:tblCellMar>
-            <w:top w:w="0" w:type="dxa"/>
-            <w:bottom w:w="0" w:type="dxa"/>
-          </w:tblCellMar>
-        </w:tblPrEx>
         <w:tc>
           <w:tcPr>
             <w:tcW w:w="0" w:type="auto"/>
@@ -1139,12 +1097,6 @@
         </w:tc>
       </w:tr>
       <w:tr>
-        <w:tblPrEx>
-          <w:tblCellMar>
-            <w:top w:w="0" w:type="dxa"/>
-            <w:bottom w:w="0" w:type="dxa"/>
-          </w:tblCellMar>
-        </w:tblPrEx>
         <w:tc>
           <w:tcPr>
             <w:tcW w:w="0" w:type="auto"/>
@@ -1241,12 +1193,6 @@
         </w:tc>
       </w:tr>
       <w:tr>
-        <w:tblPrEx>
-          <w:tblCellMar>
-            <w:top w:w="0" w:type="dxa"/>
-            <w:bottom w:w="0" w:type="dxa"/>
-          </w:tblCellMar>
-        </w:tblPrEx>
         <w:tc>
           <w:tcPr>
             <w:tcW w:w="0" w:type="auto"/>
@@ -1323,12 +1269,6 @@
         </w:tc>
       </w:tr>
       <w:tr>
-        <w:tblPrEx>
-          <w:tblCellMar>
-            <w:top w:w="0" w:type="dxa"/>
-            <w:bottom w:w="0" w:type="dxa"/>
-          </w:tblCellMar>
-        </w:tblPrEx>
         <w:tc>
           <w:tcPr>
             <w:tcW w:w="0" w:type="auto"/>
@@ -1423,12 +1363,6 @@
         </w:tc>
       </w:tr>
       <w:tr>
-        <w:tblPrEx>
-          <w:tblCellMar>
-            <w:top w:w="0" w:type="dxa"/>
-            <w:bottom w:w="0" w:type="dxa"/>
-          </w:tblCellMar>
-        </w:tblPrEx>
         <w:tc>
           <w:tcPr>
             <w:tcW w:w="0" w:type="auto"/>
@@ -1533,12 +1467,6 @@
         </w:tc>
       </w:tr>
       <w:tr>
-        <w:tblPrEx>
-          <w:tblCellMar>
-            <w:top w:w="0" w:type="dxa"/>
-            <w:bottom w:w="0" w:type="dxa"/>
-          </w:tblCellMar>
-        </w:tblPrEx>
         <w:tc>
           <w:tcPr>
             <w:tcW w:w="0" w:type="auto"/>
@@ -1742,6 +1670,9 @@
         </w:rPr>
       </w:pPr>
       <w:r>
+        <w:rPr>
+          <w:noProof/>
+        </w:rPr>
         <w:drawing>
           <wp:inline distT="0" distB="0" distL="0" distR="0" wp14:anchorId="697DF47C" wp14:editId="20191B6E">
             <wp:extent cx="5731510" cy="4829175"/>
@@ -2017,6 +1948,7 @@
       </w:pPr>
       <w:r>
         <w:rPr>
+          <w:noProof/>
           <w:color w:val="000000" w:themeColor="text1"/>
         </w:rPr>
         <w:drawing>
@@ -2095,6 +2027,7 @@
       </w:pPr>
       <w:r>
         <w:rPr>
+          <w:noProof/>
           <w:color w:val="000000" w:themeColor="text1"/>
         </w:rPr>
         <w:drawing>
@@ -2421,6 +2354,7 @@
       </w:pPr>
       <w:r>
         <w:rPr>
+          <w:noProof/>
           <w:color w:val="000000" w:themeColor="text1"/>
         </w:rPr>
         <w:drawing>
@@ -2762,6 +2696,7 @@
       </w:pPr>
       <w:r>
         <w:rPr>
+          <w:noProof/>
           <w:color w:val="000000" w:themeColor="text1"/>
         </w:rPr>
         <w:drawing>
@@ -2977,6 +2912,7 @@
       </w:pPr>
       <w:r>
         <w:rPr>
+          <w:noProof/>
           <w:color w:val="000000" w:themeColor="text1"/>
         </w:rPr>
         <w:drawing>
@@ -3285,6 +3221,7 @@
       </w:pPr>
       <w:r>
         <w:rPr>
+          <w:noProof/>
           <w:color w:val="000000" w:themeColor="text1"/>
         </w:rPr>
         <w:drawing>
@@ -3340,7 +3277,35 @@
         <w:rPr>
           <w:color w:val="000000" w:themeColor="text1"/>
         </w:rPr>
-        <w:t xml:space="preserve">A </w:t>
+        <w:t>GitHub-</w:t>
+      </w:r>
+      <w:proofErr w:type="spellStart"/>
+      <w:r>
+        <w:rPr>
+          <w:color w:val="000000" w:themeColor="text1"/>
+        </w:rPr>
+        <w:t>on</w:t>
+      </w:r>
+      <w:proofErr w:type="spellEnd"/>
+      <w:r>
+        <w:rPr>
+          <w:color w:val="000000" w:themeColor="text1"/>
+        </w:rPr>
+        <w:t xml:space="preserve"> a main </w:t>
+      </w:r>
+      <w:proofErr w:type="spellStart"/>
+      <w:r>
+        <w:rPr>
+          <w:color w:val="000000" w:themeColor="text1"/>
+        </w:rPr>
+        <w:t>repo</w:t>
+      </w:r>
+      <w:proofErr w:type="spellEnd"/>
+      <w:r>
+        <w:rPr>
+          <w:color w:val="000000" w:themeColor="text1"/>
+        </w:rPr>
+        <w:t xml:space="preserve">-ban lévő </w:t>
       </w:r>
       <w:proofErr w:type="spellStart"/>
       <w:r>
@@ -3354,35 +3319,7 @@
         <w:rPr>
           <w:color w:val="000000" w:themeColor="text1"/>
         </w:rPr>
-        <w:t xml:space="preserve"> telepítési mappájaként tallózza ki a projekt mappáján belül található </w:t>
-      </w:r>
-      <w:proofErr w:type="spellStart"/>
-      <w:r>
-        <w:rPr>
-          <w:color w:val="000000" w:themeColor="text1"/>
-        </w:rPr>
-        <w:t>wildfly</w:t>
-      </w:r>
-      <w:proofErr w:type="spellEnd"/>
-      <w:r>
-        <w:rPr>
-          <w:color w:val="000000" w:themeColor="text1"/>
-        </w:rPr>
-        <w:t xml:space="preserve"> mappát, majd kattintson a "</w:t>
-      </w:r>
-      <w:proofErr w:type="spellStart"/>
-      <w:r>
-        <w:rPr>
-          <w:color w:val="000000" w:themeColor="text1"/>
-        </w:rPr>
-        <w:t>Finish</w:t>
-      </w:r>
-      <w:proofErr w:type="spellEnd"/>
-      <w:r>
-        <w:rPr>
-          <w:color w:val="000000" w:themeColor="text1"/>
-        </w:rPr>
-        <w:t>" gombra.</w:t>
+        <w:t xml:space="preserve"> letöltő linkkel töltse le a szervert.</w:t>
       </w:r>
     </w:p>
     <w:p>
@@ -3401,6 +3338,109 @@
         <w:rPr>
           <w:color w:val="000000" w:themeColor="text1"/>
         </w:rPr>
+        <w:t xml:space="preserve">A </w:t>
+      </w:r>
+      <w:proofErr w:type="spellStart"/>
+      <w:r>
+        <w:rPr>
+          <w:color w:val="000000" w:themeColor="text1"/>
+        </w:rPr>
+        <w:t>WildFly</w:t>
+      </w:r>
+      <w:proofErr w:type="spellEnd"/>
+      <w:r>
+        <w:rPr>
+          <w:color w:val="000000" w:themeColor="text1"/>
+        </w:rPr>
+        <w:t xml:space="preserve"> telepítési mappájaként tallózza ki a</w:t>
+      </w:r>
+      <w:r>
+        <w:rPr>
+          <w:color w:val="000000" w:themeColor="text1"/>
+        </w:rPr>
+        <w:t>z előzőleg</w:t>
+      </w:r>
+      <w:r>
+        <w:rPr>
+          <w:color w:val="000000" w:themeColor="text1"/>
+        </w:rPr>
+        <w:t xml:space="preserve"> </w:t>
+      </w:r>
+      <w:r>
+        <w:rPr>
+          <w:color w:val="000000" w:themeColor="text1"/>
+        </w:rPr>
+        <w:t xml:space="preserve">letöltött </w:t>
+      </w:r>
+      <w:proofErr w:type="spellStart"/>
+      <w:r>
+        <w:rPr>
+          <w:color w:val="000000" w:themeColor="text1"/>
+        </w:rPr>
+        <w:t>WildFly</w:t>
+      </w:r>
+      <w:proofErr w:type="spellEnd"/>
+      <w:r>
+        <w:rPr>
+          <w:color w:val="000000" w:themeColor="text1"/>
+        </w:rPr>
+        <w:t xml:space="preserve"> szerver</w:t>
+      </w:r>
+      <w:r>
+        <w:rPr>
+          <w:color w:val="000000" w:themeColor="text1"/>
+        </w:rPr>
+        <w:t xml:space="preserve"> mappá</w:t>
+      </w:r>
+      <w:r>
+        <w:rPr>
+          <w:color w:val="000000" w:themeColor="text1"/>
+        </w:rPr>
+        <w:t>ját</w:t>
+      </w:r>
+      <w:r>
+        <w:rPr>
+          <w:color w:val="000000" w:themeColor="text1"/>
+        </w:rPr>
+        <w:t xml:space="preserve"> kicsomagolva</w:t>
+      </w:r>
+      <w:r>
+        <w:rPr>
+          <w:color w:val="000000" w:themeColor="text1"/>
+        </w:rPr>
+        <w:t>, majd kattintson a "</w:t>
+      </w:r>
+      <w:proofErr w:type="spellStart"/>
+      <w:r>
+        <w:rPr>
+          <w:color w:val="000000" w:themeColor="text1"/>
+        </w:rPr>
+        <w:t>Finish</w:t>
+      </w:r>
+      <w:proofErr w:type="spellEnd"/>
+      <w:r>
+        <w:rPr>
+          <w:color w:val="000000" w:themeColor="text1"/>
+        </w:rPr>
+        <w:t>" gombra.</w:t>
+      </w:r>
+    </w:p>
+    <w:p>
+      <w:pPr>
+        <w:pStyle w:val="Listaszerbekezds"/>
+        <w:numPr>
+          <w:ilvl w:val="0"/>
+          <w:numId w:val="2"/>
+        </w:numPr>
+        <w:spacing w:before="40" w:after="40"/>
+        <w:rPr>
+          <w:color w:val="000000" w:themeColor="text1"/>
+        </w:rPr>
+      </w:pPr>
+      <w:r>
+        <w:rPr>
+          <w:color w:val="000000" w:themeColor="text1"/>
+        </w:rPr>
         <w:t xml:space="preserve">A szerver sikeresen hozzáadódik a </w:t>
       </w:r>
       <w:proofErr w:type="spellStart"/>
@@ -3429,6 +3469,7 @@
       </w:pPr>
       <w:r>
         <w:rPr>
+          <w:noProof/>
           <w:color w:val="000000" w:themeColor="text1"/>
         </w:rPr>
         <w:drawing>
@@ -3636,6 +3677,7 @@
       </w:pPr>
       <w:r>
         <w:rPr>
+          <w:noProof/>
           <w:color w:val="000000" w:themeColor="text1"/>
         </w:rPr>
         <w:lastRenderedPageBreak/>
@@ -4241,6 +4283,9 @@
         </w:rPr>
       </w:pPr>
       <w:r>
+        <w:rPr>
+          <w:noProof/>
+        </w:rPr>
         <w:drawing>
           <wp:inline distT="0" distB="0" distL="0" distR="0" wp14:anchorId="2D2F7AD2" wp14:editId="6B963C66">
             <wp:extent cx="2464594" cy="1714500"/>
@@ -4322,6 +4367,7 @@
       </w:pPr>
       <w:r>
         <w:rPr>
+          <w:noProof/>
           <w:color w:val="000000" w:themeColor="text1"/>
         </w:rPr>
         <w:drawing>
